--- a/course-materials/helpdesk-tier1-2/study-packs/Module_4_The_Helpdesk_Professional_ITIL_Ticketing_Soft_Skills.docx
+++ b/course-materials/helpdesk-tier1-2/study-packs/Module_4_The_Helpdesk_Professional_ITIL_Ticketing_Soft_Skills.docx
@@ -20,7 +20,7 @@
     </w:p>
     <w:p>
       <w:r>
-        <w:t>Study pack — 10 lessons. Notes, objectives, quizzes with answers, and resources.</w:t>
+        <w:t>Study pack — 11 lessons. Notes, objectives, quizzes with answers, and resources.</w:t>
       </w:r>
     </w:p>
     <w:p>
@@ -1471,6 +1471,19 @@
         <w:pStyle w:val="Heading2"/>
       </w:pPr>
       <w:r>
+        <w:t>Scope note: practices, not the full Foundation syllabus</w:t>
+      </w:r>
+    </w:p>
+    <w:p>
+      <w:r>
+        <w:t>This course teaches the ITIL 4 practices a helpdesk lives by (incident, problem, change enablement, service request, SLM). The ITIL 4 Foundation exam also tests the service value system, the service value chain, and the seven guiding principles — study those separately (official ITIL 4 Foundation syllabus) if you plan to sit the exam.</w:t>
+      </w:r>
+    </w:p>
+    <w:p>
+      <w:pPr>
+        <w:pStyle w:val="Heading2"/>
+      </w:pPr>
+      <w:r>
         <w:t>Your task</w:t>
       </w:r>
     </w:p>
@@ -6017,6 +6030,511 @@
       </w:pPr>
       <w:r>
         <w:t>Microsoft Learn — Training catalog (IT support practice) — https://learn.microsoft.com/en-us/training/</w:t>
+      </w:r>
+    </w:p>
+    <w:p>
+      <w:r>
+        <w:br w:type="page"/>
+      </w:r>
+    </w:p>
+    <w:p>
+      <w:pPr>
+        <w:pStyle w:val="Heading1"/>
+      </w:pPr>
+      <w:r>
+        <w:t>Lesson 11: RMM with NinjaOne: managing the whole fleet</w:t>
+      </w:r>
+    </w:p>
+    <w:p>
+      <w:r>
+        <w:t>Meet Remote Monitoring and Management (RMM) — the platform support teams use to monitor, patch, automate and remote into an entire fleet of devices — using NinjaOne as a worked example.</w:t>
+      </w:r>
+    </w:p>
+    <w:p>
+      <w:pPr>
+        <w:pStyle w:val="Heading2"/>
+      </w:pPr>
+      <w:r>
+        <w:t>What you will be able to do</w:t>
+      </w:r>
+    </w:p>
+    <w:p>
+      <w:pPr>
+        <w:pStyle w:val="ListBullet"/>
+      </w:pPr>
+      <w:r>
+        <w:t>Explain what an RMM platform is and the role of the agent</w:t>
+      </w:r>
+    </w:p>
+    <w:p>
+      <w:pPr>
+        <w:pStyle w:val="ListBullet"/>
+      </w:pPr>
+      <w:r>
+        <w:t>Contrast proactive RMM with reactive one-to-one remote support</w:t>
+      </w:r>
+    </w:p>
+    <w:p>
+      <w:pPr>
+        <w:pStyle w:val="ListBullet"/>
+      </w:pPr>
+      <w:r>
+        <w:t>List the core RMM capabilities: monitoring, alerting, patching, scripting, remote access, reporting</w:t>
+      </w:r>
+    </w:p>
+    <w:p>
+      <w:pPr>
+        <w:pStyle w:val="ListBullet"/>
+      </w:pPr>
+      <w:r>
+        <w:t>Describe how a Tier 1/2 technician uses NinjaOne day to day</w:t>
+      </w:r>
+    </w:p>
+    <w:p>
+      <w:pPr>
+        <w:pStyle w:val="ListBullet"/>
+      </w:pPr>
+      <w:r>
+        <w:t>Explain why RMM access is a security-sensitive, high-privilege target</w:t>
+      </w:r>
+    </w:p>
+    <w:p>
+      <w:pPr>
+        <w:pStyle w:val="ListBullet"/>
+      </w:pPr>
+      <w:r>
+        <w:t>Name common RMM alternatives and how the concepts transfer</w:t>
+      </w:r>
+    </w:p>
+    <w:p>
+      <w:pPr>
+        <w:pStyle w:val="Heading2"/>
+      </w:pPr>
+      <w:r>
+        <w:t>Notes</w:t>
+      </w:r>
+    </w:p>
+    <w:p>
+      <w:pPr>
+        <w:pStyle w:val="Heading2"/>
+      </w:pPr>
+      <w:r>
+        <w:t>What RMM actually is</w:t>
+      </w:r>
+    </w:p>
+    <w:p>
+      <w:r>
+        <w:t>A Remote Monitoring and Management tool — RMM for short — is the platform IT teams use to look after every computer they are responsible for, all from one screen. You install a small background program called an agent on each device, and from then on the RMM can see the machine's health, alert you when something is wrong, install updates, run scripts, and let you remote in — across hundreds or thousands of devices at once.</w:t>
+      </w:r>
+    </w:p>
+    <w:p>
+      <w:r>
+        <w:t>This is the day-to-day cockpit for support teams in managed service providers (MSPs) and in-house IT departments alike. NinjaOne is one of the most popular modern RMM platforms, and it is a great example to learn the concepts on.</w:t>
+      </w:r>
+    </w:p>
+    <w:p>
+      <w:pPr>
+        <w:pStyle w:val="Heading2"/>
+      </w:pPr>
+      <w:r>
+        <w:t>RMM vs. the remote-support tools you already met</w:t>
+      </w:r>
+    </w:p>
+    <w:p>
+      <w:r>
+        <w:t>In the remote-support lesson you learned to connect into one machine when a user asks for help — that is reactive and one-at-a-time. RMM is different: the agents are always on, so the platform is proactive. It watches the whole fleet and tells you a disk is nearly full before the user calls. Remote control is just one feature inside an RMM, not the whole point.</w:t>
+      </w:r>
+    </w:p>
+    <w:p>
+      <w:pPr>
+        <w:pStyle w:val="Heading2"/>
+      </w:pPr>
+      <w:r>
+        <w:t>The core capabilities</w:t>
+      </w:r>
+    </w:p>
+    <w:p>
+      <w:pPr>
+        <w:pStyle w:val="ListBullet"/>
+      </w:pPr>
+      <w:r>
+        <w:t>**Monitoring &amp; alerting** — device health, disk space, CPU, memory, services, and custom conditions; you get an alert (or a ticket) when something crosses a threshold.</w:t>
+      </w:r>
+    </w:p>
+    <w:p>
+      <w:pPr>
+        <w:pStyle w:val="ListBullet"/>
+      </w:pPr>
+      <w:r>
+        <w:t>**Patch management** — approve and deploy Windows and third-party updates across the fleet on a schedule.</w:t>
+      </w:r>
+    </w:p>
+    <w:p>
+      <w:pPr>
+        <w:pStyle w:val="ListBullet"/>
+      </w:pPr>
+      <w:r>
+        <w:t>**Automation &amp; scripting** — run a PowerShell script or a built-in automation against one device or a whole group (e.g. clear temp files, restart a service).</w:t>
+      </w:r>
+    </w:p>
+    <w:p>
+      <w:pPr>
+        <w:pStyle w:val="ListBullet"/>
+      </w:pPr>
+      <w:r>
+        <w:t>**Software deployment** — push or update applications remotely.</w:t>
+      </w:r>
+    </w:p>
+    <w:p>
+      <w:pPr>
+        <w:pStyle w:val="ListBullet"/>
+      </w:pPr>
+      <w:r>
+        <w:t>**Remote access** — jump onto a device (NinjaOne integrates remote control) without interrupting the user.</w:t>
+      </w:r>
+    </w:p>
+    <w:p>
+      <w:pPr>
+        <w:pStyle w:val="ListBullet"/>
+      </w:pPr>
+      <w:r>
+        <w:t>**Inventory &amp; reporting** — a live asset list and reports for audits and reviews.</w:t>
+      </w:r>
+    </w:p>
+    <w:p>
+      <w:pPr>
+        <w:pStyle w:val="Heading2"/>
+      </w:pPr>
+      <w:r>
+        <w:t>A day in NinjaOne for a Tier 1/2 tech</w:t>
+      </w:r>
+    </w:p>
+    <w:p>
+      <w:r>
+        <w:t>You start at the dashboard: red and amber alerts at the top. You triage them — a failed backup here, a low-disk warning there. You open a device, check its health and recent activity, run an automation to free space, and confirm the alert clears. A patch policy flags machines missing this month's updates, so you approve the rollout. Throughout, NinjaOne can raise and update tickets automatically, and it integrates with the ticketing systems from the earlier lesson so monitoring and your queue stay in sync.</w:t>
+      </w:r>
+    </w:p>
+    <w:p>
+      <w:pPr>
+        <w:pStyle w:val="Heading2"/>
+      </w:pPr>
+      <w:r>
+        <w:t>Why security matters here</w:t>
+      </w:r>
+    </w:p>
+    <w:p>
+      <w:r>
+        <w:t>An RMM agent runs with high privilege on every endpoint, so the RMM console is a powerful — and attractive — target. Real-world attacks have abused RMM tools to push malware to whole fleets. Treat access seriously: enforce multi-factor authentication, give each technician the least privilege they need, and review who can run scripts. The same power that helps you fix 500 machines can harm 500 machines.</w:t>
+      </w:r>
+    </w:p>
+    <w:p>
+      <w:pPr>
+        <w:pStyle w:val="Heading2"/>
+      </w:pPr>
+      <w:r>
+        <w:t>Where it fits among the alternatives</w:t>
+      </w:r>
+    </w:p>
+    <w:p>
+      <w:r>
+        <w:t>NinjaOne sits alongside tools like Datto RMM, ConnectWise Automate, Atera and Kaseya. Microsoft Intune (covered next module) overlaps for cloud device management. The concepts transfer: learn one RMM well and you can pick up any of them.</w:t>
+      </w:r>
+    </w:p>
+    <w:p>
+      <w:pPr>
+        <w:pStyle w:val="Heading2"/>
+      </w:pPr>
+      <w:r>
+        <w:t>Your task</w:t>
+      </w:r>
+    </w:p>
+    <w:p>
+      <w:r>
+        <w:t>Sign up for a free NinjaOne trial or watch a product demo. Find and name these five panels: the dashboard/alerts, a device's health page, patch management, automations/scripts, and remote access. Write one sentence on how an RMM differs from the remote-support tool you used earlier.</w:t>
+      </w:r>
+    </w:p>
+    <w:p>
+      <w:pPr>
+        <w:pStyle w:val="Heading2"/>
+      </w:pPr>
+      <w:r>
+        <w:t>Quiz</w:t>
+      </w:r>
+    </w:p>
+    <w:p>
+      <w:r>
+        <w:t>1. What does RMM stand for, and what is its core purpose?</w:t>
+      </w:r>
+    </w:p>
+    <w:p>
+      <w:pPr>
+        <w:pStyle w:val="ListBullet"/>
+      </w:pPr>
+      <w:r>
+        <w:t>A. Remote Machine Maintenance — to image PCs</w:t>
+      </w:r>
+    </w:p>
+    <w:p>
+      <w:pPr>
+        <w:pStyle w:val="ListBullet"/>
+      </w:pPr>
+      <w:r>
+        <w:t>B. Remote Monitoring and Management — to monitor and manage a fleet of devices from one console</w:t>
+      </w:r>
+    </w:p>
+    <w:p>
+      <w:pPr>
+        <w:pStyle w:val="ListBullet"/>
+      </w:pPr>
+      <w:r>
+        <w:t>C. Rapid Malware Mitigation — to remove viruses</w:t>
+      </w:r>
+    </w:p>
+    <w:p>
+      <w:pPr>
+        <w:pStyle w:val="ListBullet"/>
+      </w:pPr>
+      <w:r>
+        <w:t>D. Resource Metering Module — to bill customers</w:t>
+      </w:r>
+    </w:p>
+    <w:p>
+      <w:r>
+        <w:rPr>
+          <w:b/>
+        </w:rPr>
+        <w:t>Answer: B. Remote Monitoring and Management — to monitor and manage a fleet of devices from one console</w:t>
+      </w:r>
+    </w:p>
+    <w:p>
+      <w:r>
+        <w:t>Why: RMM = Remote Monitoring and Management: agent-based monitoring, patching, automation and remote access across many devices from a single console.</w:t>
+      </w:r>
+    </w:p>
+    <w:p>
+      <w:r>
+        <w:t>2. How does an RMM differ from a remote-support tool like Quick Assist?</w:t>
+      </w:r>
+    </w:p>
+    <w:p>
+      <w:pPr>
+        <w:pStyle w:val="ListBullet"/>
+      </w:pPr>
+      <w:r>
+        <w:t>A. It is the same thing with a different name</w:t>
+      </w:r>
+    </w:p>
+    <w:p>
+      <w:pPr>
+        <w:pStyle w:val="ListBullet"/>
+      </w:pPr>
+      <w:r>
+        <w:t>B. RMM agents are always on and proactive across the whole fleet; remote support is reactive, one machine at a time</w:t>
+      </w:r>
+    </w:p>
+    <w:p>
+      <w:pPr>
+        <w:pStyle w:val="ListBullet"/>
+      </w:pPr>
+      <w:r>
+        <w:t>C. RMM only works on servers</w:t>
+      </w:r>
+    </w:p>
+    <w:p>
+      <w:pPr>
+        <w:pStyle w:val="ListBullet"/>
+      </w:pPr>
+      <w:r>
+        <w:t>D. Remote support can patch; RMM cannot</w:t>
+      </w:r>
+    </w:p>
+    <w:p>
+      <w:r>
+        <w:rPr>
+          <w:b/>
+        </w:rPr>
+        <w:t>Answer: B. RMM agents are always on and proactive across the whole fleet; remote support is reactive, one machine at a time</w:t>
+      </w:r>
+    </w:p>
+    <w:p>
+      <w:r>
+        <w:t>Why: Remote support is ad-hoc remote control of a single machine on request; RMM runs always-on agents to monitor and manage the entire fleet proactively.</w:t>
+      </w:r>
+    </w:p>
+    <w:p>
+      <w:r>
+        <w:t>3. Which of these is a typical RMM capability?</w:t>
+      </w:r>
+    </w:p>
+    <w:p>
+      <w:pPr>
+        <w:pStyle w:val="ListBullet"/>
+      </w:pPr>
+      <w:r>
+        <w:t>A. Designing the office network cabling</w:t>
+      </w:r>
+    </w:p>
+    <w:p>
+      <w:pPr>
+        <w:pStyle w:val="ListBullet"/>
+      </w:pPr>
+      <w:r>
+        <w:t>B. Patch management across the fleet</w:t>
+      </w:r>
+    </w:p>
+    <w:p>
+      <w:pPr>
+        <w:pStyle w:val="ListBullet"/>
+      </w:pPr>
+      <w:r>
+        <w:t>C. Replacing a failed motherboard</w:t>
+      </w:r>
+    </w:p>
+    <w:p>
+      <w:pPr>
+        <w:pStyle w:val="ListBullet"/>
+      </w:pPr>
+      <w:r>
+        <w:t>D. Negotiating the SLA contract</w:t>
+      </w:r>
+    </w:p>
+    <w:p>
+      <w:r>
+        <w:rPr>
+          <w:b/>
+        </w:rPr>
+        <w:t>Answer: B. Patch management across the fleet</w:t>
+      </w:r>
+    </w:p>
+    <w:p>
+      <w:r>
+        <w:t>Why: Patch management — approving and deploying updates across many devices on a schedule — is a core RMM feature.</w:t>
+      </w:r>
+    </w:p>
+    <w:p>
+      <w:r>
+        <w:t>4. Why is the RMM console a high-value target for attackers?</w:t>
+      </w:r>
+    </w:p>
+    <w:p>
+      <w:pPr>
+        <w:pStyle w:val="ListBullet"/>
+      </w:pPr>
+      <w:r>
+        <w:t>A. It stores customer credit cards</w:t>
+      </w:r>
+    </w:p>
+    <w:p>
+      <w:pPr>
+        <w:pStyle w:val="ListBullet"/>
+      </w:pPr>
+      <w:r>
+        <w:t>B. Its agents run with high privilege on every endpoint, so it can push code to the whole fleet</w:t>
+      </w:r>
+    </w:p>
+    <w:p>
+      <w:pPr>
+        <w:pStyle w:val="ListBullet"/>
+      </w:pPr>
+      <w:r>
+        <w:t>C. It is always offline</w:t>
+      </w:r>
+    </w:p>
+    <w:p>
+      <w:pPr>
+        <w:pStyle w:val="ListBullet"/>
+      </w:pPr>
+      <w:r>
+        <w:t>D. It cannot use MFA</w:t>
+      </w:r>
+    </w:p>
+    <w:p>
+      <w:r>
+        <w:rPr>
+          <w:b/>
+        </w:rPr>
+        <w:t>Answer: B. Its agents run with high privilege on every endpoint, so it can push code to the whole fleet</w:t>
+      </w:r>
+    </w:p>
+    <w:p>
+      <w:r>
+        <w:t>Why: RMM agents are high-privilege on every device; abusing the console lets an attacker push malware fleet-wide — which is why MFA and least privilege are essential.</w:t>
+      </w:r>
+    </w:p>
+    <w:p>
+      <w:r>
+        <w:t>5. Name two things a Tier 1/2 technician would do in an RMM console on a typical day.</w:t>
+      </w:r>
+    </w:p>
+    <w:p>
+      <w:r>
+        <w:rPr>
+          <w:b/>
+        </w:rPr>
+        <w:t>Answer: Triage dashboard alerts (e.g. low disk, failed backup) and act on a device — run an automation/script, approve patches, or remote in to fix an issue.</w:t>
+      </w:r>
+    </w:p>
+    <w:p>
+      <w:r>
+        <w:t>Why: Daily RMM work is alert triage plus acting on devices: scripts/automations, patching, and remote access, with tickets kept in sync.</w:t>
+      </w:r>
+    </w:p>
+    <w:p>
+      <w:r>
+        <w:t>6. Name two RMM platforms other than NinjaOne.</w:t>
+      </w:r>
+    </w:p>
+    <w:p>
+      <w:r>
+        <w:rPr>
+          <w:b/>
+        </w:rPr>
+        <w:t>Answer: Any two of: Datto RMM, ConnectWise Automate, Atera, Kaseya (Microsoft Intune overlaps for cloud device management).</w:t>
+      </w:r>
+    </w:p>
+    <w:p>
+      <w:r>
+        <w:t>Why: The market has several RMMs; the concepts transfer, so learning one prepares you for the rest.</w:t>
+      </w:r>
+    </w:p>
+    <w:p>
+      <w:pPr>
+        <w:pStyle w:val="Heading2"/>
+      </w:pPr>
+      <w:r>
+        <w:t>Resources</w:t>
+      </w:r>
+    </w:p>
+    <w:p>
+      <w:pPr>
+        <w:pStyle w:val="ListBullet"/>
+      </w:pPr>
+      <w:r>
+        <w:t>NinjaOne — What is RMM? (guide) — https://www.ninjaone.com/what-is-rmm/</w:t>
+      </w:r>
+    </w:p>
+    <w:p>
+      <w:pPr>
+        <w:pStyle w:val="ListBullet"/>
+      </w:pPr>
+      <w:r>
+        <w:t>NinjaOne documentation — https://www.ninjaone.com/docs/</w:t>
+      </w:r>
+    </w:p>
+    <w:p>
+      <w:pPr>
+        <w:pStyle w:val="ListBullet"/>
+      </w:pPr>
+      <w:r>
+        <w:t>CISA — Protecting against malicious use of remote monitoring and management software — https://www.cisa.gov/news-events/cybersecurity-advisories/aa23-025a</w:t>
+      </w:r>
+    </w:p>
+    <w:p>
+      <w:pPr>
+        <w:pStyle w:val="ListBullet"/>
+      </w:pPr>
+      <w:r>
+        <w:t>Atera — RMM explained (vendor-neutral primer) — https://www.atera.com/blog/what-is-rmm/</w:t>
       </w:r>
     </w:p>
     <w:sectPr>
